--- a/작업일지/Week_2(250120-250202).docx
+++ b/작업일지/Week_2(250120-250202).docx
@@ -286,7 +286,6 @@
             <w:pPr>
               <w:jc w:val="center"/>
               <w:rPr>
-                <w:rFonts w:hint="eastAsia"/>
                 <w:bCs/>
               </w:rPr>
             </w:pPr>
@@ -295,13 +294,27 @@
                 <w:rFonts w:hint="eastAsia"/>
                 <w:bCs/>
               </w:rPr>
-              <w:t>2024.</w:t>
+              <w:t>202</w:t>
             </w:r>
             <w:r>
               <w:rPr>
                 <w:rFonts w:hint="eastAsia"/>
                 <w:bCs/>
               </w:rPr>
+              <w:t>5</w:t>
+            </w:r>
+            <w:r>
+              <w:rPr>
+                <w:rFonts w:hint="eastAsia"/>
+                <w:bCs/>
+              </w:rPr>
+              <w:t>.</w:t>
+            </w:r>
+            <w:r>
+              <w:rPr>
+                <w:rFonts w:hint="eastAsia"/>
+                <w:bCs/>
+              </w:rPr>
               <w:t>01</w:t>
             </w:r>
             <w:r>
@@ -323,7 +336,21 @@
                 <w:rFonts w:hint="eastAsia"/>
                 <w:bCs/>
               </w:rPr>
-              <w:t xml:space="preserve"> ~ 2024.0</w:t>
+              <w:t xml:space="preserve"> ~ 202</w:t>
+            </w:r>
+            <w:r>
+              <w:rPr>
+                <w:rFonts w:hint="eastAsia"/>
+                <w:bCs/>
+              </w:rPr>
+              <w:t>5</w:t>
+            </w:r>
+            <w:r>
+              <w:rPr>
+                <w:rFonts w:hint="eastAsia"/>
+                <w:bCs/>
+              </w:rPr>
+              <w:t>.0</w:t>
             </w:r>
             <w:r>
               <w:rPr>
@@ -762,6 +789,27 @@
     </w:tbl>
     <w:p>
       <w:pPr>
+        <w:spacing w:after="0" w:line="240" w:lineRule="auto"/>
+        <w:rPr>
+          <w:b/>
+          <w:bCs/>
+          <w:szCs w:val="20"/>
+        </w:rPr>
+      </w:pPr>
+    </w:p>
+    <w:p>
+      <w:pPr>
+        <w:spacing w:after="0" w:line="240" w:lineRule="auto"/>
+        <w:rPr>
+          <w:rFonts w:hint="eastAsia"/>
+          <w:b/>
+          <w:bCs/>
+          <w:szCs w:val="20"/>
+        </w:rPr>
+      </w:pPr>
+    </w:p>
+    <w:p>
+      <w:pPr>
         <w:pStyle w:val="a4"/>
         <w:numPr>
           <w:ilvl w:val="0"/>
@@ -797,16 +845,50 @@
         <w:spacing w:after="0" w:line="240" w:lineRule="auto"/>
         <w:ind w:leftChars="0"/>
         <w:rPr>
+          <w:b/>
+          <w:bCs/>
           <w:szCs w:val="20"/>
         </w:rPr>
       </w:pPr>
       <w:r>
         <w:rPr>
           <w:rFonts w:hint="eastAsia"/>
+          <w:b/>
+          <w:bCs/>
           <w:szCs w:val="20"/>
         </w:rPr>
         <w:t>지형 텍스처 추가 및 적용</w:t>
       </w:r>
+    </w:p>
+    <w:p>
+      <w:pPr>
+        <w:pStyle w:val="a4"/>
+        <w:spacing w:after="0" w:line="240" w:lineRule="auto"/>
+        <w:ind w:leftChars="0" w:left="880"/>
+        <w:rPr>
+          <w:rFonts w:hint="eastAsia"/>
+          <w:b/>
+          <w:bCs/>
+          <w:szCs w:val="20"/>
+        </w:rPr>
+      </w:pPr>
+      <w:r>
+        <w:rPr>
+          <w:rFonts w:hint="eastAsia"/>
+          <w:szCs w:val="20"/>
+        </w:rPr>
+        <w:t>원본 게임에서 텍스처를 추출하여 지형에 적용함.</w:t>
+      </w:r>
+    </w:p>
+    <w:p>
+      <w:pPr>
+        <w:pStyle w:val="a4"/>
+        <w:spacing w:after="0" w:line="240" w:lineRule="auto"/>
+        <w:ind w:leftChars="0" w:left="880"/>
+        <w:rPr>
+          <w:szCs w:val="20"/>
+        </w:rPr>
+      </w:pPr>
     </w:p>
     <w:p>
       <w:pPr>
@@ -818,16 +900,87 @@
         <w:spacing w:after="0" w:line="240" w:lineRule="auto"/>
         <w:ind w:leftChars="0"/>
         <w:rPr>
+          <w:b/>
+          <w:bCs/>
           <w:szCs w:val="20"/>
         </w:rPr>
       </w:pPr>
       <w:r>
         <w:rPr>
           <w:rFonts w:hint="eastAsia"/>
+          <w:b/>
+          <w:bCs/>
           <w:szCs w:val="20"/>
         </w:rPr>
         <w:t>클라이언트-서버간 패킷 구조 재설계</w:t>
       </w:r>
+    </w:p>
+    <w:p>
+      <w:pPr>
+        <w:pStyle w:val="a4"/>
+        <w:spacing w:after="0" w:line="240" w:lineRule="auto"/>
+        <w:ind w:leftChars="0" w:left="880"/>
+        <w:rPr>
+          <w:rFonts w:hint="eastAsia"/>
+          <w:b/>
+          <w:bCs/>
+          <w:szCs w:val="20"/>
+        </w:rPr>
+      </w:pPr>
+      <w:r>
+        <w:rPr>
+          <w:szCs w:val="20"/>
+        </w:rPr>
+        <w:t xml:space="preserve">“Packet” </w:t>
+      </w:r>
+      <w:proofErr w:type="spellStart"/>
+      <w:r>
+        <w:rPr>
+          <w:szCs w:val="20"/>
+        </w:rPr>
+        <w:t>triat</w:t>
+      </w:r>
+      <w:proofErr w:type="spellEnd"/>
+      <w:r>
+        <w:rPr>
+          <w:rFonts w:hint="eastAsia"/>
+          <w:szCs w:val="20"/>
+        </w:rPr>
+        <w:t xml:space="preserve"> 작성 및 모든 패킷이 해당 </w:t>
+      </w:r>
+      <w:r>
+        <w:rPr>
+          <w:szCs w:val="20"/>
+        </w:rPr>
+        <w:t>trait</w:t>
+      </w:r>
+      <w:proofErr w:type="spellStart"/>
+      <w:r>
+        <w:rPr>
+          <w:rFonts w:hint="eastAsia"/>
+          <w:szCs w:val="20"/>
+        </w:rPr>
+        <w:t>를</w:t>
+      </w:r>
+      <w:proofErr w:type="spellEnd"/>
+      <w:r>
+        <w:rPr>
+          <w:rFonts w:hint="eastAsia"/>
+          <w:szCs w:val="20"/>
+        </w:rPr>
+        <w:t xml:space="preserve"> 구현하도록 설계함.</w:t>
+      </w:r>
+    </w:p>
+    <w:p>
+      <w:pPr>
+        <w:pStyle w:val="a4"/>
+        <w:spacing w:after="0" w:line="240" w:lineRule="auto"/>
+        <w:ind w:leftChars="0" w:left="880"/>
+        <w:rPr>
+          <w:rFonts w:hint="eastAsia"/>
+          <w:szCs w:val="20"/>
+        </w:rPr>
+      </w:pPr>
     </w:p>
     <w:p>
       <w:pPr>
@@ -839,18 +992,24 @@
         <w:spacing w:after="0" w:line="240" w:lineRule="auto"/>
         <w:ind w:leftChars="0"/>
         <w:rPr>
+          <w:b/>
+          <w:bCs/>
           <w:szCs w:val="20"/>
         </w:rPr>
       </w:pPr>
       <w:r>
         <w:rPr>
           <w:rFonts w:hint="eastAsia"/>
+          <w:b/>
+          <w:bCs/>
           <w:szCs w:val="20"/>
         </w:rPr>
         <w:t>빌보드 사각형(</w:t>
       </w:r>
       <w:r>
         <w:rPr>
+          <w:b/>
+          <w:bCs/>
           <w:szCs w:val="20"/>
         </w:rPr>
         <w:t>Billboard Rectangle)</w:t>
@@ -858,6 +1017,8 @@
       <w:r>
         <w:rPr>
           <w:rFonts w:hint="eastAsia"/>
+          <w:b/>
+          <w:bCs/>
           <w:szCs w:val="20"/>
         </w:rPr>
         <w:t>을 이용한 데미지 표시 구현</w:t>
@@ -865,17 +1026,36 @@
     </w:p>
     <w:p>
       <w:pPr>
+        <w:pStyle w:val="a4"/>
         <w:spacing w:after="0" w:line="240" w:lineRule="auto"/>
-        <w:rPr>
-          <w:szCs w:val="20"/>
-        </w:rPr>
-      </w:pPr>
+        <w:ind w:leftChars="0" w:left="880"/>
+        <w:rPr>
+          <w:rFonts w:hint="eastAsia"/>
+          <w:b/>
+          <w:bCs/>
+          <w:szCs w:val="20"/>
+        </w:rPr>
+      </w:pPr>
+      <w:r>
+        <w:rPr>
+          <w:rFonts w:hint="eastAsia"/>
+          <w:szCs w:val="20"/>
+        </w:rPr>
+        <w:t>카메라가 월드 좌표계상 바라보는 방향과 원본 게임의 데미지 폰트 텍스처를 사용하여 캐릭터가 피격 당했을 경우 데미지를 표시하도록 구현함.</w:t>
+      </w:r>
     </w:p>
     <w:p>
       <w:pPr>
         <w:spacing w:after="0" w:line="240" w:lineRule="auto"/>
         <w:rPr>
-          <w:rFonts w:hint="eastAsia"/>
+          <w:szCs w:val="20"/>
+        </w:rPr>
+      </w:pPr>
+    </w:p>
+    <w:p>
+      <w:pPr>
+        <w:spacing w:after="0" w:line="240" w:lineRule="auto"/>
+        <w:rPr>
           <w:szCs w:val="20"/>
         </w:rPr>
       </w:pPr>
@@ -917,16 +1097,71 @@
         <w:spacing w:after="0" w:line="240" w:lineRule="auto"/>
         <w:ind w:leftChars="0"/>
         <w:rPr>
+          <w:b/>
+          <w:bCs/>
           <w:szCs w:val="20"/>
         </w:rPr>
       </w:pPr>
       <w:r>
         <w:rPr>
           <w:rFonts w:hint="eastAsia"/>
+          <w:b/>
+          <w:bCs/>
           <w:szCs w:val="20"/>
         </w:rPr>
         <w:t>클라이언트-서버간 패킷 재작성</w:t>
       </w:r>
+    </w:p>
+    <w:p>
+      <w:pPr>
+        <w:pStyle w:val="a4"/>
+        <w:spacing w:after="0" w:line="240" w:lineRule="auto"/>
+        <w:ind w:leftChars="0" w:left="880"/>
+        <w:rPr>
+          <w:rFonts w:hint="eastAsia"/>
+          <w:szCs w:val="20"/>
+        </w:rPr>
+      </w:pPr>
+      <w:r>
+        <w:rPr>
+          <w:rFonts w:hint="eastAsia"/>
+          <w:szCs w:val="20"/>
+        </w:rPr>
+        <w:t xml:space="preserve">기존의 패킷이 </w:t>
+      </w:r>
+      <w:r>
+        <w:rPr>
+          <w:szCs w:val="20"/>
+        </w:rPr>
+        <w:t>“Packet” trait</w:t>
+      </w:r>
+      <w:proofErr w:type="spellStart"/>
+      <w:r>
+        <w:rPr>
+          <w:rFonts w:hint="eastAsia"/>
+          <w:szCs w:val="20"/>
+        </w:rPr>
+        <w:t>를</w:t>
+      </w:r>
+      <w:proofErr w:type="spellEnd"/>
+      <w:r>
+        <w:rPr>
+          <w:rFonts w:hint="eastAsia"/>
+          <w:szCs w:val="20"/>
+        </w:rPr>
+        <w:t xml:space="preserve"> 구현하도록 수정함.</w:t>
+      </w:r>
+    </w:p>
+    <w:p>
+      <w:pPr>
+        <w:pStyle w:val="a4"/>
+        <w:spacing w:after="0" w:line="240" w:lineRule="auto"/>
+        <w:ind w:leftChars="0" w:left="880"/>
+        <w:rPr>
+          <w:rFonts w:hint="eastAsia"/>
+          <w:szCs w:val="20"/>
+        </w:rPr>
+      </w:pPr>
     </w:p>
     <w:p>
       <w:pPr>
@@ -938,12 +1173,16 @@
         <w:spacing w:after="0" w:line="240" w:lineRule="auto"/>
         <w:ind w:leftChars="0"/>
         <w:rPr>
+          <w:b/>
+          <w:bCs/>
           <w:szCs w:val="20"/>
         </w:rPr>
       </w:pPr>
       <w:r>
         <w:rPr>
           <w:rFonts w:hint="eastAsia"/>
+          <w:b/>
+          <w:bCs/>
           <w:szCs w:val="20"/>
         </w:rPr>
         <w:t>서버에서 총알 생성 및 이동 처리 구현</w:t>
@@ -951,20 +1190,67 @@
     </w:p>
     <w:p>
       <w:pPr>
+        <w:pStyle w:val="a4"/>
         <w:spacing w:after="0" w:line="240" w:lineRule="auto"/>
-        <w:rPr>
-          <w:szCs w:val="20"/>
-        </w:rPr>
-      </w:pPr>
+        <w:ind w:leftChars="0" w:left="880"/>
+        <w:rPr>
+          <w:rFonts w:hint="eastAsia"/>
+          <w:szCs w:val="20"/>
+        </w:rPr>
+      </w:pPr>
+      <w:r>
+        <w:rPr>
+          <w:szCs w:val="20"/>
+        </w:rPr>
+        <w:t>“</w:t>
+      </w:r>
+      <w:proofErr w:type="spellStart"/>
+      <w:r>
+        <w:rPr>
+          <w:szCs w:val="20"/>
+        </w:rPr>
+        <w:t>ActionState</w:t>
+      </w:r>
+      <w:proofErr w:type="spellEnd"/>
+      <w:r>
+        <w:rPr>
+          <w:szCs w:val="20"/>
+        </w:rPr>
+        <w:t>”</w:t>
+      </w:r>
+      <w:r>
+        <w:rPr>
+          <w:rFonts w:hint="eastAsia"/>
+          <w:szCs w:val="20"/>
+        </w:rPr>
+        <w:t>와 카메라가 바라보는 방향을 사용해서 서버에서 총알을 생성하고 총알을 정해진 속도로 이동하는 것을 구현함.</w:t>
+      </w:r>
     </w:p>
     <w:p>
       <w:pPr>
         <w:spacing w:after="0" w:line="240" w:lineRule="auto"/>
         <w:rPr>
+          <w:szCs w:val="20"/>
+        </w:rPr>
+      </w:pPr>
+    </w:p>
+    <w:p>
+      <w:pPr>
+        <w:widowControl/>
+        <w:wordWrap/>
+        <w:autoSpaceDE/>
+        <w:autoSpaceDN/>
+        <w:rPr>
           <w:rFonts w:hint="eastAsia"/>
           <w:szCs w:val="20"/>
         </w:rPr>
       </w:pPr>
+      <w:r>
+        <w:rPr>
+          <w:szCs w:val="20"/>
+        </w:rPr>
+        <w:br w:type="page"/>
+      </w:r>
     </w:p>
     <w:p>
       <w:pPr>
@@ -991,6 +1277,7 @@
           <w:sz w:val="24"/>
           <w:szCs w:val="24"/>
         </w:rPr>
+        <w:lastRenderedPageBreak/>
         <w:t>장하영</w:t>
       </w:r>
       <w:proofErr w:type="spellEnd"/>
@@ -1005,16 +1292,81 @@
         <w:spacing w:after="0" w:line="240" w:lineRule="auto"/>
         <w:ind w:leftChars="0"/>
         <w:rPr>
+          <w:b/>
+          <w:bCs/>
           <w:szCs w:val="20"/>
         </w:rPr>
       </w:pPr>
       <w:r>
         <w:rPr>
           <w:rFonts w:hint="eastAsia"/>
+          <w:b/>
+          <w:bCs/>
           <w:szCs w:val="20"/>
         </w:rPr>
         <w:t>캐릭터 능력치 데이터 작성</w:t>
       </w:r>
+    </w:p>
+    <w:p>
+      <w:pPr>
+        <w:pStyle w:val="a4"/>
+        <w:spacing w:after="0" w:line="240" w:lineRule="auto"/>
+        <w:ind w:leftChars="0" w:left="880"/>
+        <w:rPr>
+          <w:rFonts w:hint="eastAsia"/>
+          <w:szCs w:val="20"/>
+        </w:rPr>
+      </w:pPr>
+      <w:r>
+        <w:rPr>
+          <w:szCs w:val="20"/>
+        </w:rPr>
+        <w:t>“</w:t>
+      </w:r>
+      <w:r>
+        <w:rPr>
+          <w:rFonts w:hint="eastAsia"/>
+          <w:szCs w:val="20"/>
+        </w:rPr>
+        <w:t>졸업작품게임기획서</w:t>
+      </w:r>
+      <w:r>
+        <w:rPr>
+          <w:szCs w:val="20"/>
+        </w:rPr>
+        <w:t>”</w:t>
+      </w:r>
+      <w:r>
+        <w:rPr>
+          <w:rFonts w:hint="eastAsia"/>
+          <w:szCs w:val="20"/>
+        </w:rPr>
+        <w:t xml:space="preserve"> 문서를 참고하여 </w:t>
+      </w:r>
+      <w:r>
+        <w:rPr>
+          <w:szCs w:val="20"/>
+        </w:rPr>
+        <w:t xml:space="preserve">JSON </w:t>
+      </w:r>
+      <w:r>
+        <w:rPr>
+          <w:rFonts w:hint="eastAsia"/>
+          <w:szCs w:val="20"/>
+        </w:rPr>
+        <w:t>포맷으로 된 캐릭터 능력치 데이터 파일을 작성함.</w:t>
+      </w:r>
+    </w:p>
+    <w:p>
+      <w:pPr>
+        <w:pStyle w:val="a4"/>
+        <w:spacing w:after="0" w:line="240" w:lineRule="auto"/>
+        <w:ind w:leftChars="0" w:left="880"/>
+        <w:rPr>
+          <w:rFonts w:hint="eastAsia"/>
+          <w:szCs w:val="20"/>
+        </w:rPr>
+      </w:pPr>
     </w:p>
     <w:p>
       <w:pPr>
@@ -1026,13 +1378,16 @@
         <w:spacing w:after="0" w:line="240" w:lineRule="auto"/>
         <w:ind w:leftChars="0"/>
         <w:rPr>
+          <w:b/>
+          <w:bCs/>
+          <w:szCs w:val="20"/>
+        </w:rPr>
+      </w:pPr>
+      <w:r>
+        <w:rPr>
           <w:rFonts w:hint="eastAsia"/>
-          <w:szCs w:val="20"/>
-        </w:rPr>
-      </w:pPr>
-      <w:r>
-        <w:rPr>
-          <w:rFonts w:hint="eastAsia"/>
+          <w:b/>
+          <w:bCs/>
           <w:szCs w:val="20"/>
         </w:rPr>
         <w:t>캐릭터 능력치 데이터 로드 함수 구현</w:t>
@@ -1040,6 +1395,103 @@
     </w:p>
     <w:p>
       <w:pPr>
+        <w:pStyle w:val="a4"/>
+        <w:spacing w:after="0" w:line="240" w:lineRule="auto"/>
+        <w:ind w:leftChars="0" w:left="880"/>
+        <w:rPr>
+          <w:rFonts w:hint="eastAsia"/>
+          <w:szCs w:val="20"/>
+        </w:rPr>
+      </w:pPr>
+      <w:r>
+        <w:rPr>
+          <w:rFonts w:hint="eastAsia"/>
+          <w:szCs w:val="20"/>
+        </w:rPr>
+        <w:t xml:space="preserve">서버에서 </w:t>
+      </w:r>
+      <w:r>
+        <w:rPr>
+          <w:szCs w:val="20"/>
+        </w:rPr>
+        <w:t>“</w:t>
+      </w:r>
+      <w:proofErr w:type="spellStart"/>
+      <w:r>
+        <w:rPr>
+          <w:szCs w:val="20"/>
+        </w:rPr>
+        <w:t>serde</w:t>
+      </w:r>
+      <w:proofErr w:type="spellEnd"/>
+      <w:r>
+        <w:rPr>
+          <w:szCs w:val="20"/>
+        </w:rPr>
+        <w:t>”, “</w:t>
+      </w:r>
+      <w:proofErr w:type="spellStart"/>
+      <w:r>
+        <w:rPr>
+          <w:szCs w:val="20"/>
+        </w:rPr>
+        <w:t>serde_json</w:t>
+      </w:r>
+      <w:proofErr w:type="spellEnd"/>
+      <w:r>
+        <w:rPr>
+          <w:szCs w:val="20"/>
+        </w:rPr>
+        <w:t>” crate</w:t>
+      </w:r>
+      <w:proofErr w:type="spellStart"/>
+      <w:r>
+        <w:rPr>
+          <w:rFonts w:hint="eastAsia"/>
+          <w:szCs w:val="20"/>
+        </w:rPr>
+        <w:t>를</w:t>
+      </w:r>
+      <w:proofErr w:type="spellEnd"/>
+      <w:r>
+        <w:rPr>
+          <w:rFonts w:hint="eastAsia"/>
+          <w:szCs w:val="20"/>
+        </w:rPr>
+        <w:t xml:space="preserve"> 사용하여 </w:t>
+      </w:r>
+      <w:r>
+        <w:rPr>
+          <w:szCs w:val="20"/>
+        </w:rPr>
+        <w:t xml:space="preserve">JSON </w:t>
+      </w:r>
+      <w:r>
+        <w:rPr>
+          <w:rFonts w:hint="eastAsia"/>
+          <w:szCs w:val="20"/>
+        </w:rPr>
+        <w:t xml:space="preserve">포맷으로 작성된 캐릭터 능력치 데이터 파일을 </w:t>
+      </w:r>
+      <w:proofErr w:type="spellStart"/>
+      <w:r>
+        <w:rPr>
+          <w:rFonts w:hint="eastAsia"/>
+          <w:szCs w:val="20"/>
+        </w:rPr>
+        <w:t>로드함</w:t>
+      </w:r>
+      <w:proofErr w:type="spellEnd"/>
+      <w:r>
+        <w:rPr>
+          <w:rFonts w:hint="eastAsia"/>
+          <w:szCs w:val="20"/>
+        </w:rPr>
+        <w:t>.</w:t>
+      </w:r>
+    </w:p>
+    <w:p>
+      <w:pPr>
         <w:spacing w:after="0" w:line="240" w:lineRule="auto"/>
         <w:rPr>
           <w:sz w:val="24"/>
@@ -1051,7 +1503,6 @@
       <w:pPr>
         <w:spacing w:after="0" w:line="240" w:lineRule="auto"/>
         <w:rPr>
-          <w:rFonts w:hint="eastAsia"/>
           <w:sz w:val="24"/>
           <w:szCs w:val="24"/>
         </w:rPr>
@@ -1130,7 +1581,6 @@
             <w:pPr>
               <w:jc w:val="left"/>
               <w:rPr>
-                <w:rFonts w:hint="eastAsia"/>
                 <w:sz w:val="16"/>
                 <w:szCs w:val="16"/>
               </w:rPr>
@@ -1177,7 +1627,6 @@
             <w:pPr>
               <w:jc w:val="left"/>
               <w:rPr>
-                <w:rFonts w:hint="eastAsia"/>
                 <w:sz w:val="16"/>
                 <w:szCs w:val="16"/>
               </w:rPr>
@@ -1274,15 +1723,24 @@
           <w:p>
             <w:pPr>
               <w:jc w:val="center"/>
-              <w:rPr>
-                <w:rFonts w:hint="eastAsia"/>
-              </w:rPr>
             </w:pPr>
             <w:r>
               <w:rPr>
                 <w:rFonts w:hint="eastAsia"/>
               </w:rPr>
-              <w:t>2024.0</w:t>
+              <w:t>202</w:t>
+            </w:r>
+            <w:r>
+              <w:rPr>
+                <w:rFonts w:hint="eastAsia"/>
+              </w:rPr>
+              <w:t>5</w:t>
+            </w:r>
+            <w:r>
+              <w:rPr>
+                <w:rFonts w:hint="eastAsia"/>
+              </w:rPr>
+              <w:t>.0</w:t>
             </w:r>
             <w:r>
               <w:rPr>
@@ -1294,7 +1752,13 @@
               <w:rPr>
                 <w:rFonts w:hint="eastAsia"/>
               </w:rPr>
-              <w:t>~2024</w:t>
+              <w:t>~202</w:t>
+            </w:r>
+            <w:r>
+              <w:rPr>
+                <w:rFonts w:hint="eastAsia"/>
+              </w:rPr>
+              <w:t>5</w:t>
             </w:r>
             <w:r>
               <w:rPr>
@@ -1341,7 +1805,6 @@
           <w:p>
             <w:pPr>
               <w:rPr>
-                <w:rFonts w:hint="eastAsia"/>
                 <w:szCs w:val="20"/>
               </w:rPr>
             </w:pPr>
@@ -1363,7 +1826,6 @@
           <w:p>
             <w:pPr>
               <w:rPr>
-                <w:rFonts w:hint="eastAsia"/>
                 <w:szCs w:val="20"/>
               </w:rPr>
             </w:pPr>
@@ -1385,7 +1847,6 @@
           <w:p>
             <w:pPr>
               <w:rPr>
-                <w:rFonts w:hint="eastAsia"/>
                 <w:szCs w:val="20"/>
               </w:rPr>
             </w:pPr>
@@ -1400,7 +1861,6 @@
           <w:p>
             <w:pPr>
               <w:rPr>
-                <w:rFonts w:hint="eastAsia"/>
                 <w:szCs w:val="20"/>
               </w:rPr>
             </w:pPr>
@@ -1452,7 +1912,6 @@
                 <w:b/>
                 <w:sz w:val="22"/>
               </w:rPr>
-              <w:lastRenderedPageBreak/>
               <w:t>지도교수</w:t>
             </w:r>
           </w:p>
@@ -2081,6 +2540,95 @@
     </w:lvl>
   </w:abstractNum>
   <w:abstractNum w:abstractNumId="5" w15:restartNumberingAfterBreak="0">
+    <w:nsid w:val="1BB638BF"/>
+    <w:multiLevelType w:val="hybridMultilevel"/>
+    <w:tmpl w:val="4EDA7B9A"/>
+    <w:lvl w:ilvl="0" w:tplc="14AA270C">
+      <w:start w:val="1"/>
+      <w:numFmt w:val="decimal"/>
+      <w:lvlText w:val="%1."/>
+      <w:lvlJc w:val="left"/>
+      <w:pPr>
+        <w:ind w:left="1240" w:hanging="360"/>
+      </w:pPr>
+      <w:rPr>
+        <w:rFonts w:hint="default"/>
+      </w:rPr>
+    </w:lvl>
+    <w:lvl w:ilvl="1" w:tplc="04090019" w:tentative="1">
+      <w:start w:val="1"/>
+      <w:numFmt w:val="upperLetter"/>
+      <w:lvlText w:val="%2."/>
+      <w:lvlJc w:val="left"/>
+      <w:pPr>
+        <w:ind w:left="1760" w:hanging="440"/>
+      </w:pPr>
+    </w:lvl>
+    <w:lvl w:ilvl="2" w:tplc="0409001B" w:tentative="1">
+      <w:start w:val="1"/>
+      <w:numFmt w:val="lowerRoman"/>
+      <w:lvlText w:val="%3."/>
+      <w:lvlJc w:val="right"/>
+      <w:pPr>
+        <w:ind w:left="2200" w:hanging="440"/>
+      </w:pPr>
+    </w:lvl>
+    <w:lvl w:ilvl="3" w:tplc="0409000F" w:tentative="1">
+      <w:start w:val="1"/>
+      <w:numFmt w:val="decimal"/>
+      <w:lvlText w:val="%4."/>
+      <w:lvlJc w:val="left"/>
+      <w:pPr>
+        <w:ind w:left="2640" w:hanging="440"/>
+      </w:pPr>
+    </w:lvl>
+    <w:lvl w:ilvl="4" w:tplc="04090019" w:tentative="1">
+      <w:start w:val="1"/>
+      <w:numFmt w:val="upperLetter"/>
+      <w:lvlText w:val="%5."/>
+      <w:lvlJc w:val="left"/>
+      <w:pPr>
+        <w:ind w:left="3080" w:hanging="440"/>
+      </w:pPr>
+    </w:lvl>
+    <w:lvl w:ilvl="5" w:tplc="0409001B" w:tentative="1">
+      <w:start w:val="1"/>
+      <w:numFmt w:val="lowerRoman"/>
+      <w:lvlText w:val="%6."/>
+      <w:lvlJc w:val="right"/>
+      <w:pPr>
+        <w:ind w:left="3520" w:hanging="440"/>
+      </w:pPr>
+    </w:lvl>
+    <w:lvl w:ilvl="6" w:tplc="0409000F" w:tentative="1">
+      <w:start w:val="1"/>
+      <w:numFmt w:val="decimal"/>
+      <w:lvlText w:val="%7."/>
+      <w:lvlJc w:val="left"/>
+      <w:pPr>
+        <w:ind w:left="3960" w:hanging="440"/>
+      </w:pPr>
+    </w:lvl>
+    <w:lvl w:ilvl="7" w:tplc="04090019" w:tentative="1">
+      <w:start w:val="1"/>
+      <w:numFmt w:val="upperLetter"/>
+      <w:lvlText w:val="%8."/>
+      <w:lvlJc w:val="left"/>
+      <w:pPr>
+        <w:ind w:left="4400" w:hanging="440"/>
+      </w:pPr>
+    </w:lvl>
+    <w:lvl w:ilvl="8" w:tplc="0409001B" w:tentative="1">
+      <w:start w:val="1"/>
+      <w:numFmt w:val="lowerRoman"/>
+      <w:lvlText w:val="%9."/>
+      <w:lvlJc w:val="right"/>
+      <w:pPr>
+        <w:ind w:left="4840" w:hanging="440"/>
+      </w:pPr>
+    </w:lvl>
+  </w:abstractNum>
+  <w:abstractNum w:abstractNumId="6" w15:restartNumberingAfterBreak="0">
     <w:nsid w:val="205E670A"/>
     <w:multiLevelType w:val="hybridMultilevel"/>
     <w:tmpl w:val="42D8A9AA"/>
@@ -2169,7 +2717,96 @@
       </w:pPr>
     </w:lvl>
   </w:abstractNum>
-  <w:abstractNum w:abstractNumId="6" w15:restartNumberingAfterBreak="0">
+  <w:abstractNum w:abstractNumId="7" w15:restartNumberingAfterBreak="0">
+    <w:nsid w:val="22AB2BD8"/>
+    <w:multiLevelType w:val="hybridMultilevel"/>
+    <w:tmpl w:val="9B6C1686"/>
+    <w:lvl w:ilvl="0" w:tplc="58FC33C6">
+      <w:start w:val="1"/>
+      <w:numFmt w:val="decimal"/>
+      <w:lvlText w:val="%1."/>
+      <w:lvlJc w:val="left"/>
+      <w:pPr>
+        <w:ind w:left="1240" w:hanging="360"/>
+      </w:pPr>
+      <w:rPr>
+        <w:rFonts w:hint="default"/>
+      </w:rPr>
+    </w:lvl>
+    <w:lvl w:ilvl="1" w:tplc="04090019" w:tentative="1">
+      <w:start w:val="1"/>
+      <w:numFmt w:val="upperLetter"/>
+      <w:lvlText w:val="%2."/>
+      <w:lvlJc w:val="left"/>
+      <w:pPr>
+        <w:ind w:left="1760" w:hanging="440"/>
+      </w:pPr>
+    </w:lvl>
+    <w:lvl w:ilvl="2" w:tplc="0409001B" w:tentative="1">
+      <w:start w:val="1"/>
+      <w:numFmt w:val="lowerRoman"/>
+      <w:lvlText w:val="%3."/>
+      <w:lvlJc w:val="right"/>
+      <w:pPr>
+        <w:ind w:left="2200" w:hanging="440"/>
+      </w:pPr>
+    </w:lvl>
+    <w:lvl w:ilvl="3" w:tplc="0409000F" w:tentative="1">
+      <w:start w:val="1"/>
+      <w:numFmt w:val="decimal"/>
+      <w:lvlText w:val="%4."/>
+      <w:lvlJc w:val="left"/>
+      <w:pPr>
+        <w:ind w:left="2640" w:hanging="440"/>
+      </w:pPr>
+    </w:lvl>
+    <w:lvl w:ilvl="4" w:tplc="04090019" w:tentative="1">
+      <w:start w:val="1"/>
+      <w:numFmt w:val="upperLetter"/>
+      <w:lvlText w:val="%5."/>
+      <w:lvlJc w:val="left"/>
+      <w:pPr>
+        <w:ind w:left="3080" w:hanging="440"/>
+      </w:pPr>
+    </w:lvl>
+    <w:lvl w:ilvl="5" w:tplc="0409001B" w:tentative="1">
+      <w:start w:val="1"/>
+      <w:numFmt w:val="lowerRoman"/>
+      <w:lvlText w:val="%6."/>
+      <w:lvlJc w:val="right"/>
+      <w:pPr>
+        <w:ind w:left="3520" w:hanging="440"/>
+      </w:pPr>
+    </w:lvl>
+    <w:lvl w:ilvl="6" w:tplc="0409000F" w:tentative="1">
+      <w:start w:val="1"/>
+      <w:numFmt w:val="decimal"/>
+      <w:lvlText w:val="%7."/>
+      <w:lvlJc w:val="left"/>
+      <w:pPr>
+        <w:ind w:left="3960" w:hanging="440"/>
+      </w:pPr>
+    </w:lvl>
+    <w:lvl w:ilvl="7" w:tplc="04090019" w:tentative="1">
+      <w:start w:val="1"/>
+      <w:numFmt w:val="upperLetter"/>
+      <w:lvlText w:val="%8."/>
+      <w:lvlJc w:val="left"/>
+      <w:pPr>
+        <w:ind w:left="4400" w:hanging="440"/>
+      </w:pPr>
+    </w:lvl>
+    <w:lvl w:ilvl="8" w:tplc="0409001B" w:tentative="1">
+      <w:start w:val="1"/>
+      <w:numFmt w:val="lowerRoman"/>
+      <w:lvlText w:val="%9."/>
+      <w:lvlJc w:val="right"/>
+      <w:pPr>
+        <w:ind w:left="4840" w:hanging="440"/>
+      </w:pPr>
+    </w:lvl>
+  </w:abstractNum>
+  <w:abstractNum w:abstractNumId="8" w15:restartNumberingAfterBreak="0">
     <w:nsid w:val="2E117D14"/>
     <w:multiLevelType w:val="hybridMultilevel"/>
     <w:tmpl w:val="C372A3FE"/>
@@ -2258,7 +2895,7 @@
       </w:pPr>
     </w:lvl>
   </w:abstractNum>
-  <w:abstractNum w:abstractNumId="7" w15:restartNumberingAfterBreak="0">
+  <w:abstractNum w:abstractNumId="9" w15:restartNumberingAfterBreak="0">
     <w:nsid w:val="2F6275F5"/>
     <w:multiLevelType w:val="hybridMultilevel"/>
     <w:tmpl w:val="E2544C86"/>
@@ -2371,7 +3008,7 @@
       </w:rPr>
     </w:lvl>
   </w:abstractNum>
-  <w:abstractNum w:abstractNumId="8" w15:restartNumberingAfterBreak="0">
+  <w:abstractNum w:abstractNumId="10" w15:restartNumberingAfterBreak="0">
     <w:nsid w:val="305D26A3"/>
     <w:multiLevelType w:val="hybridMultilevel"/>
     <w:tmpl w:val="BB8A21DC"/>
@@ -2399,7 +3036,7 @@
         <w:rFonts w:ascii="Wingdings" w:hAnsi="Wingdings" w:hint="default"/>
       </w:rPr>
     </w:lvl>
-    <w:lvl w:ilvl="2" w:tplc="04090005" w:tentative="1">
+    <w:lvl w:ilvl="2" w:tplc="04090005">
       <w:start w:val="1"/>
       <w:numFmt w:val="bullet"/>
       <w:lvlText w:val=""/>
@@ -2484,7 +3121,7 @@
       </w:rPr>
     </w:lvl>
   </w:abstractNum>
-  <w:abstractNum w:abstractNumId="9" w15:restartNumberingAfterBreak="0">
+  <w:abstractNum w:abstractNumId="11" w15:restartNumberingAfterBreak="0">
     <w:nsid w:val="39787763"/>
     <w:multiLevelType w:val="hybridMultilevel"/>
     <w:tmpl w:val="313C3232"/>
@@ -2573,7 +3210,7 @@
       </w:pPr>
     </w:lvl>
   </w:abstractNum>
-  <w:abstractNum w:abstractNumId="10" w15:restartNumberingAfterBreak="0">
+  <w:abstractNum w:abstractNumId="12" w15:restartNumberingAfterBreak="0">
     <w:nsid w:val="47250F15"/>
     <w:multiLevelType w:val="hybridMultilevel"/>
     <w:tmpl w:val="130CF338"/>
@@ -2686,7 +3323,7 @@
       </w:rPr>
     </w:lvl>
   </w:abstractNum>
-  <w:abstractNum w:abstractNumId="11" w15:restartNumberingAfterBreak="0">
+  <w:abstractNum w:abstractNumId="13" w15:restartNumberingAfterBreak="0">
     <w:nsid w:val="6A951E36"/>
     <w:multiLevelType w:val="hybridMultilevel"/>
     <w:tmpl w:val="426CAB40"/>
@@ -2798,7 +3435,96 @@
       </w:rPr>
     </w:lvl>
   </w:abstractNum>
-  <w:abstractNum w:abstractNumId="12" w15:restartNumberingAfterBreak="0">
+  <w:abstractNum w:abstractNumId="14" w15:restartNumberingAfterBreak="0">
+    <w:nsid w:val="74A942EF"/>
+    <w:multiLevelType w:val="hybridMultilevel"/>
+    <w:tmpl w:val="D3646434"/>
+    <w:lvl w:ilvl="0" w:tplc="48C64600">
+      <w:start w:val="1"/>
+      <w:numFmt w:val="decimal"/>
+      <w:lvlText w:val="%1."/>
+      <w:lvlJc w:val="left"/>
+      <w:pPr>
+        <w:ind w:left="1240" w:hanging="360"/>
+      </w:pPr>
+      <w:rPr>
+        <w:rFonts w:hint="default"/>
+      </w:rPr>
+    </w:lvl>
+    <w:lvl w:ilvl="1" w:tplc="04090019" w:tentative="1">
+      <w:start w:val="1"/>
+      <w:numFmt w:val="upperLetter"/>
+      <w:lvlText w:val="%2."/>
+      <w:lvlJc w:val="left"/>
+      <w:pPr>
+        <w:ind w:left="1760" w:hanging="440"/>
+      </w:pPr>
+    </w:lvl>
+    <w:lvl w:ilvl="2" w:tplc="0409001B" w:tentative="1">
+      <w:start w:val="1"/>
+      <w:numFmt w:val="lowerRoman"/>
+      <w:lvlText w:val="%3."/>
+      <w:lvlJc w:val="right"/>
+      <w:pPr>
+        <w:ind w:left="2200" w:hanging="440"/>
+      </w:pPr>
+    </w:lvl>
+    <w:lvl w:ilvl="3" w:tplc="0409000F" w:tentative="1">
+      <w:start w:val="1"/>
+      <w:numFmt w:val="decimal"/>
+      <w:lvlText w:val="%4."/>
+      <w:lvlJc w:val="left"/>
+      <w:pPr>
+        <w:ind w:left="2640" w:hanging="440"/>
+      </w:pPr>
+    </w:lvl>
+    <w:lvl w:ilvl="4" w:tplc="04090019" w:tentative="1">
+      <w:start w:val="1"/>
+      <w:numFmt w:val="upperLetter"/>
+      <w:lvlText w:val="%5."/>
+      <w:lvlJc w:val="left"/>
+      <w:pPr>
+        <w:ind w:left="3080" w:hanging="440"/>
+      </w:pPr>
+    </w:lvl>
+    <w:lvl w:ilvl="5" w:tplc="0409001B" w:tentative="1">
+      <w:start w:val="1"/>
+      <w:numFmt w:val="lowerRoman"/>
+      <w:lvlText w:val="%6."/>
+      <w:lvlJc w:val="right"/>
+      <w:pPr>
+        <w:ind w:left="3520" w:hanging="440"/>
+      </w:pPr>
+    </w:lvl>
+    <w:lvl w:ilvl="6" w:tplc="0409000F" w:tentative="1">
+      <w:start w:val="1"/>
+      <w:numFmt w:val="decimal"/>
+      <w:lvlText w:val="%7."/>
+      <w:lvlJc w:val="left"/>
+      <w:pPr>
+        <w:ind w:left="3960" w:hanging="440"/>
+      </w:pPr>
+    </w:lvl>
+    <w:lvl w:ilvl="7" w:tplc="04090019" w:tentative="1">
+      <w:start w:val="1"/>
+      <w:numFmt w:val="upperLetter"/>
+      <w:lvlText w:val="%8."/>
+      <w:lvlJc w:val="left"/>
+      <w:pPr>
+        <w:ind w:left="4400" w:hanging="440"/>
+      </w:pPr>
+    </w:lvl>
+    <w:lvl w:ilvl="8" w:tplc="0409001B" w:tentative="1">
+      <w:start w:val="1"/>
+      <w:numFmt w:val="lowerRoman"/>
+      <w:lvlText w:val="%9."/>
+      <w:lvlJc w:val="right"/>
+      <w:pPr>
+        <w:ind w:left="4840" w:hanging="440"/>
+      </w:pPr>
+    </w:lvl>
+  </w:abstractNum>
+  <w:abstractNum w:abstractNumId="15" w15:restartNumberingAfterBreak="0">
     <w:nsid w:val="74F35523"/>
     <w:multiLevelType w:val="hybridMultilevel"/>
     <w:tmpl w:val="E734764C"/>
@@ -2917,22 +3643,22 @@
     <w:abstractNumId w:val="3"/>
   </w:num>
   <w:num w:numId="2" w16cid:durableId="1141192505">
-    <w:abstractNumId w:val="12"/>
+    <w:abstractNumId w:val="15"/>
   </w:num>
   <w:num w:numId="3" w16cid:durableId="772634501">
-    <w:abstractNumId w:val="5"/>
+    <w:abstractNumId w:val="6"/>
   </w:num>
   <w:num w:numId="4" w16cid:durableId="1453210560">
     <w:abstractNumId w:val="2"/>
   </w:num>
   <w:num w:numId="5" w16cid:durableId="1309281856">
-    <w:abstractNumId w:val="7"/>
+    <w:abstractNumId w:val="9"/>
   </w:num>
   <w:num w:numId="6" w16cid:durableId="770930427">
-    <w:abstractNumId w:val="10"/>
+    <w:abstractNumId w:val="12"/>
   </w:num>
   <w:num w:numId="7" w16cid:durableId="445807587">
-    <w:abstractNumId w:val="6"/>
+    <w:abstractNumId w:val="8"/>
   </w:num>
   <w:num w:numId="8" w16cid:durableId="108087389">
     <w:abstractNumId w:val="1"/>
@@ -2941,16 +3667,25 @@
     <w:abstractNumId w:val="4"/>
   </w:num>
   <w:num w:numId="10" w16cid:durableId="1557279485">
-    <w:abstractNumId w:val="9"/>
+    <w:abstractNumId w:val="11"/>
   </w:num>
   <w:num w:numId="11" w16cid:durableId="200825046">
-    <w:abstractNumId w:val="11"/>
+    <w:abstractNumId w:val="13"/>
   </w:num>
   <w:num w:numId="12" w16cid:durableId="974332854">
-    <w:abstractNumId w:val="8"/>
+    <w:abstractNumId w:val="10"/>
   </w:num>
   <w:num w:numId="13" w16cid:durableId="1021736270">
     <w:abstractNumId w:val="0"/>
+  </w:num>
+  <w:num w:numId="14" w16cid:durableId="1391223231">
+    <w:abstractNumId w:val="7"/>
+  </w:num>
+  <w:num w:numId="15" w16cid:durableId="1294824122">
+    <w:abstractNumId w:val="14"/>
+  </w:num>
+  <w:num w:numId="16" w16cid:durableId="1589344627">
+    <w:abstractNumId w:val="5"/>
   </w:num>
 </w:numbering>
 </file>
